--- a/docs/Sprint_Planning_2.docx
+++ b/docs/Sprint_Planning_2.docx
@@ -2181,7 +2181,7 @@
                 <w:b/>
                 <w:bCs/>
               </w:rPr>
-              <w:t>Done</w:t>
+              <w:t>Chuyển Sprint 3</w:t>
             </w:r>
           </w:p>
         </w:tc>
@@ -2696,7 +2696,7 @@
                 <w:sz w:val="18"/>
                 <w:szCs w:val="18"/>
               </w:rPr>
-              <w:t>GitHub Actions, Docker Buildx</w:t>
+              <w:t>GitHub Actions, Docker</w:t>
             </w:r>
           </w:p>
         </w:tc>
@@ -3811,7 +3811,7 @@
                 <w:sz w:val="18"/>
                 <w:szCs w:val="18"/>
               </w:rPr>
-              <w:t>Mongoose, React, TailwindCSS</w:t>
+              <w:t>Mongoose, React Native (Expo) — App Nhân viên</w:t>
             </w:r>
           </w:p>
         </w:tc>
@@ -4034,7 +4034,7 @@
                 <w:sz w:val="18"/>
                 <w:szCs w:val="18"/>
               </w:rPr>
-              <w:t>Mongoose, React</w:t>
+              <w:t>Mongoose, React Native (Expo) — App Nhân viên</w:t>
             </w:r>
           </w:p>
         </w:tc>
@@ -4257,7 +4257,7 @@
                 <w:sz w:val="18"/>
                 <w:szCs w:val="18"/>
               </w:rPr>
-              <w:t>Mongoose, React</w:t>
+              <w:t>Mongoose, React Native (Expo) — App Nhân viên</w:t>
             </w:r>
           </w:p>
         </w:tc>
@@ -4326,7 +4326,7 @@
                 <w:sz w:val="18"/>
                 <w:szCs w:val="18"/>
               </w:rPr>
-              <w:t>Thiết kế bậc khối lượng, CRUD bảng giá 4 vùng, chức năng thử tính phí</w:t>
+              <w:t>Thiết kế bậc khối lượng, CRUD bảng giá 4 vùng, chức năng thử tính phí — chưa làm, chuyển Sprint 3</w:t>
             </w:r>
           </w:p>
         </w:tc>
@@ -4549,7 +4549,7 @@
                 <w:sz w:val="18"/>
                 <w:szCs w:val="18"/>
               </w:rPr>
-              <w:t>Viết Test Case, kiểm thử tích hợp toàn Sprint và đẩy lên staging</w:t>
+              <w:t>Viết Test Case, kiểm thử tích hợp toàn Sprint và đẩy lên GitHub (nhánh sprint-2)</w:t>
             </w:r>
           </w:p>
         </w:tc>
@@ -4611,7 +4611,7 @@
                 <w:sz w:val="18"/>
                 <w:szCs w:val="18"/>
               </w:rPr>
-              <w:t>T8</w:t>
+              <w:t>T3, T4, T6, T8</w:t>
             </w:r>
           </w:p>
         </w:tc>
@@ -4703,7 +4703,7 @@
                 <w:sz w:val="18"/>
                 <w:szCs w:val="18"/>
               </w:rPr>
-              <w:t>Jest, Supertest, Postman</w:t>
+              <w:t>node:test, Supertest, Playwright, Maestro (máy ảo Android)</w:t>
             </w:r>
           </w:p>
         </w:tc>
@@ -4720,7 +4720,7 @@
           <w:sz w:val="18"/>
           <w:szCs w:val="18"/>
         </w:rPr>
-        <w:t>Chuỗi phụ thuộc: T1 → T2 → T3, T4, T5 → T6, T7 → T8 → T9 → T10. Toàn bộ nhóm danh mục phụ thuộc T5 vì mọi endpoint quản trị đều phải qua middleware phân quyền. T5 trễ là cả chuỗi phía sau trễ theo.</w:t>
+        <w:t>Chuỗi phụ thuộc: T1 → T2 → T3, T4, T5 → T6, T7 → T8 → T9 → T10. Toàn bộ nhóm danh mục phụ thuộc T5 vì mọi endpoint quản trị đều phải qua middleware phân quyền. T5 trễ là cả chuỗi phía sau trễ theo. T10 kiểm thử tất cả US nên chờ mọi nhánh chức năng (T3, T4, T6 và nhánh T7 → T8 → T9); sơ đồ PERT kế hoạch và thực tế ở PERT_Sprint1_Sprint2.docx.</w:t>
       </w:r>
     </w:p>
     <w:p>
@@ -5419,6 +5419,178 @@
           </w:p>
         </w:tc>
       </w:tr>
+      <w:tr>
+        <w:tblPrEx>
+          <w:tblCellMar>
+            <w:top w:w="0" w:type="dxa"/>
+            <w:bottom w:w="0" w:type="dxa"/>
+          </w:tblCellMar>
+        </w:tblPrEx>
+        <w:tc>
+          <w:tcPr>
+            <w:tcW w:w="5350" w:type="dxa"/>
+            <w:tcBorders>
+              <w:top w:val="single" w:sz="4" w:space="0" w:color="808080"/>
+              <w:left w:val="single" w:sz="4" w:space="0" w:color="808080"/>
+              <w:bottom w:val="single" w:sz="4" w:space="0" w:color="808080"/>
+              <w:right w:val="single" w:sz="4" w:space="0" w:color="808080"/>
+            </w:tcBorders>
+            <w:tcMar>
+              <w:top w:w="60" w:type="dxa"/>
+              <w:left w:w="100" w:type="dxa"/>
+              <w:bottom w:w="60" w:type="dxa"/>
+              <w:right w:w="100" w:type="dxa"/>
+            </w:tcMar>
+            <w:vAlign w:val="center"/>
+          </w:tcPr>
+          <w:p>
+            <w:pPr>
+              <w:spacing w:after="60"/>
+            </w:pPr>
+            <w:r>
+              <w:t>US-13 — Quản lý bảng giá vận chuyển</w:t>
+            </w:r>
+          </w:p>
+        </w:tc>
+        <w:tc>
+          <w:tcPr>
+            <w:tcW w:w="4570" w:type="dxa"/>
+            <w:tcBorders>
+              <w:top w:val="single" w:sz="4" w:space="0" w:color="808080"/>
+              <w:left w:val="single" w:sz="4" w:space="0" w:color="808080"/>
+              <w:bottom w:val="single" w:sz="4" w:space="0" w:color="808080"/>
+              <w:right w:val="single" w:sz="4" w:space="0" w:color="808080"/>
+            </w:tcBorders>
+            <w:tcMar>
+              <w:top w:w="60" w:type="dxa"/>
+              <w:left w:w="100" w:type="dxa"/>
+              <w:bottom w:w="60" w:type="dxa"/>
+              <w:right w:w="100" w:type="dxa"/>
+            </w:tcMar>
+            <w:vAlign w:val="center"/>
+          </w:tcPr>
+          <w:p>
+            <w:pPr>
+              <w:spacing w:after="60"/>
+            </w:pPr>
+            <w:r>
+              <w:t>25/09, 5 điểm</w:t>
+            </w:r>
+          </w:p>
+        </w:tc>
+        <w:tc>
+          <w:tcPr>
+            <w:tcW w:w="4880" w:type="dxa"/>
+            <w:tcBorders>
+              <w:top w:val="single" w:sz="4" w:space="0" w:color="808080"/>
+              <w:left w:val="single" w:sz="4" w:space="0" w:color="808080"/>
+              <w:bottom w:val="single" w:sz="4" w:space="0" w:color="808080"/>
+              <w:right w:val="single" w:sz="4" w:space="0" w:color="808080"/>
+            </w:tcBorders>
+            <w:tcMar>
+              <w:top w:w="60" w:type="dxa"/>
+              <w:left w:w="100" w:type="dxa"/>
+              <w:bottom w:w="60" w:type="dxa"/>
+              <w:right w:w="100" w:type="dxa"/>
+            </w:tcMar>
+            <w:vAlign w:val="center"/>
+          </w:tcPr>
+          <w:p>
+            <w:pPr>
+              <w:spacing w:after="60"/>
+            </w:pPr>
+            <w:r>
+              <w:t>Không thực hiện, chuyển Sprint 3</w:t>
+            </w:r>
+          </w:p>
+        </w:tc>
+      </w:tr>
+      <w:tr>
+        <w:tblPrEx>
+          <w:tblCellMar>
+            <w:top w:w="0" w:type="dxa"/>
+            <w:bottom w:w="0" w:type="dxa"/>
+          </w:tblCellMar>
+        </w:tblPrEx>
+        <w:tc>
+          <w:tcPr>
+            <w:tcW w:w="5350" w:type="dxa"/>
+            <w:tcBorders>
+              <w:top w:val="single" w:sz="4" w:space="0" w:color="808080"/>
+              <w:left w:val="single" w:sz="4" w:space="0" w:color="808080"/>
+              <w:bottom w:val="single" w:sz="4" w:space="0" w:color="808080"/>
+              <w:right w:val="single" w:sz="4" w:space="0" w:color="808080"/>
+            </w:tcBorders>
+            <w:tcMar>
+              <w:top w:w="60" w:type="dxa"/>
+              <w:left w:w="100" w:type="dxa"/>
+              <w:bottom w:w="60" w:type="dxa"/>
+              <w:right w:w="100" w:type="dxa"/>
+            </w:tcMar>
+            <w:vAlign w:val="center"/>
+          </w:tcPr>
+          <w:p>
+            <w:pPr>
+              <w:spacing w:after="60"/>
+            </w:pPr>
+            <w:r>
+              <w:t>Giao diện quản trị (T6–T8)</w:t>
+            </w:r>
+          </w:p>
+        </w:tc>
+        <w:tc>
+          <w:tcPr>
+            <w:tcW w:w="4570" w:type="dxa"/>
+            <w:tcBorders>
+              <w:top w:val="single" w:sz="4" w:space="0" w:color="808080"/>
+              <w:left w:val="single" w:sz="4" w:space="0" w:color="808080"/>
+              <w:bottom w:val="single" w:sz="4" w:space="0" w:color="808080"/>
+              <w:right w:val="single" w:sz="4" w:space="0" w:color="808080"/>
+            </w:tcBorders>
+            <w:tcMar>
+              <w:top w:w="60" w:type="dxa"/>
+              <w:left w:w="100" w:type="dxa"/>
+              <w:bottom w:w="60" w:type="dxa"/>
+              <w:right w:w="100" w:type="dxa"/>
+            </w:tcMar>
+            <w:vAlign w:val="center"/>
+          </w:tcPr>
+          <w:p>
+            <w:pPr>
+              <w:spacing w:after="60"/>
+            </w:pPr>
+            <w:r>
+              <w:t>Web React + TailwindCSS</w:t>
+            </w:r>
+          </w:p>
+        </w:tc>
+        <w:tc>
+          <w:tcPr>
+            <w:tcW w:w="4880" w:type="dxa"/>
+            <w:tcBorders>
+              <w:top w:val="single" w:sz="4" w:space="0" w:color="808080"/>
+              <w:left w:val="single" w:sz="4" w:space="0" w:color="808080"/>
+              <w:bottom w:val="single" w:sz="4" w:space="0" w:color="808080"/>
+              <w:right w:val="single" w:sz="4" w:space="0" w:color="808080"/>
+            </w:tcBorders>
+            <w:tcMar>
+              <w:top w:w="60" w:type="dxa"/>
+              <w:left w:w="100" w:type="dxa"/>
+              <w:bottom w:w="60" w:type="dxa"/>
+              <w:right w:w="100" w:type="dxa"/>
+            </w:tcMar>
+            <w:vAlign w:val="center"/>
+          </w:tcPr>
+          <w:p>
+            <w:pPr>
+              <w:spacing w:after="60"/>
+            </w:pPr>
+            <w:r>
+              <w:t>App Nhân viên (Expo), 22/10/2026</w:t>
+            </w:r>
+          </w:p>
+        </w:tc>
+      </w:tr>
     </w:tbl>
     <w:p>
       <w:pPr>
@@ -5473,6 +5645,98 @@
       </w:r>
       <w:r>
         <w:t>các hạng mục liên quan đến phân quyền và cấu hình nhiều cấp được cộng hệ số 1,2 khi ước lượng. Quy tắc này đã áp dụng cho hạng mục Cấu hình năng lực xử lý ở Sprint 4.</w:t>
+      </w:r>
+    </w:p>
+    <w:p>
+      <w:pPr>
+        <w:spacing w:after="120"/>
+      </w:pPr>
+      <w:r>
+        <w:rPr>
+          <w:b/>
+          <w:bCs/>
+        </w:rPr>
+        <w:t>Cập nhật ngày 29/10/2026 — đối chiếu với mã nguồn thực tế</w:t>
+      </w:r>
+    </w:p>
+    <w:p>
+      <w:pPr>
+        <w:pStyle w:val="ListParagraph"/>
+        <w:numPr>
+          <w:ilvl w:val="0"/>
+          <w:numId w:val="1"/>
+        </w:numPr>
+        <w:spacing w:after="70"/>
+      </w:pPr>
+      <w:r>
+        <w:rPr>
+          <w:b/>
+          <w:bCs/>
+        </w:rPr>
+        <w:t xml:space="preserve">US-13: </w:t>
+      </w:r>
+      <w:r>
+        <w:t>không thực hiện trong Sprint 2 — trạng thái sửa từ “Done” thành “Chuyển Sprint 3” cho khớp Sprint Backlog. Sprint 2 hoàn thành 8/9 story, 19/24 điểm.</w:t>
+      </w:r>
+    </w:p>
+    <w:p>
+      <w:pPr>
+        <w:pStyle w:val="ListParagraph"/>
+        <w:numPr>
+          <w:ilvl w:val="0"/>
+          <w:numId w:val="1"/>
+        </w:numPr>
+        <w:spacing w:after="70"/>
+      </w:pPr>
+      <w:r>
+        <w:rPr>
+          <w:b/>
+          <w:bCs/>
+        </w:rPr>
+        <w:t xml:space="preserve">Giao diện quản trị: </w:t>
+      </w:r>
+      <w:r>
+        <w:t>T6–T8 dự kiến làm web React + TailwindCSS; thực tế làm App Nhân viên bằng Expo, chạy trên điện thoại và trình duyệt (quyết định 22/10/2026). Nhờ vậy US-26 “Đăng nhập ứng dụng di động” (Sprint 4) xong sớm.</w:t>
+      </w:r>
+    </w:p>
+    <w:p>
+      <w:pPr>
+        <w:pStyle w:val="ListParagraph"/>
+        <w:numPr>
+          <w:ilvl w:val="0"/>
+          <w:numId w:val="1"/>
+        </w:numPr>
+        <w:spacing w:after="70"/>
+      </w:pPr>
+      <w:r>
+        <w:rPr>
+          <w:b/>
+          <w:bCs/>
+        </w:rPr>
+        <w:t xml:space="preserve">Ngoài kế hoạch: </w:t>
+      </w:r>
+      <w:r>
+        <w:t>Web Khách hàng và App Khách hàng mobile cùng thiết kế — khách vãng lai xem trang chủ, bảng giá, vùng phục vụ không cần đăng nhập, chỉ đăng nhập khi tạo đơn; dữ liệu tự làm mới và cache 30 giây; tìm kiếm không cần gõ dấu.</w:t>
+      </w:r>
+    </w:p>
+    <w:p>
+      <w:pPr>
+        <w:pStyle w:val="ListParagraph"/>
+        <w:numPr>
+          <w:ilvl w:val="0"/>
+          <w:numId w:val="1"/>
+        </w:numPr>
+        <w:spacing w:after="70"/>
+      </w:pPr>
+      <w:r>
+        <w:rPr>
+          <w:b/>
+          <w:bCs/>
+        </w:rPr>
+        <w:t xml:space="preserve">Kiểm thử (T10): </w:t>
+      </w:r>
+      <w:r>
+        <w:t>node:test + Supertest cho API, Playwright cho trình duyệt, Maestro trên máy ảo Android, kịch bản liên thiết bị. Không có môi trường staging — mã nguồn đẩy lên GitHub nhánh sprint-2.</w:t>
       </w:r>
     </w:p>
     <w:p>

--- a/docs/Sprint_Planning_2.docx
+++ b/docs/Sprint_Planning_2.docx
@@ -163,7 +163,7 @@
               <w:spacing w:after="60"/>
             </w:pPr>
             <w:r>
-              <w:t>14/09/2026</w:t>
+              <w:t>17/09/2026</w:t>
             </w:r>
           </w:p>
         </w:tc>
@@ -228,7 +228,7 @@
               <w:spacing w:after="60"/>
             </w:pPr>
             <w:r>
-              <w:t>25/09/2026</w:t>
+              <w:t>06/10/2026 (thực tế kéo dài đến 30/10/2026)</w:t>
             </w:r>
           </w:p>
         </w:tc>
@@ -2181,7 +2181,7 @@
                 <w:b/>
                 <w:bCs/>
               </w:rPr>
-              <w:t>Chuyển Sprint 3</w:t>
+              <w:t>Done</w:t>
             </w:r>
           </w:p>
         </w:tc>
@@ -2512,7 +2512,7 @@
                 <w:sz w:val="18"/>
                 <w:szCs w:val="18"/>
               </w:rPr>
-              <w:t>T1</w:t>
+              <w:t>PT</w:t>
             </w:r>
           </w:p>
         </w:tc>
@@ -2542,7 +2542,7 @@
                 <w:sz w:val="18"/>
                 <w:szCs w:val="18"/>
               </w:rPr>
-              <w:t>Viết workflow CI: lint, chạy test, build Docker image, bật branch protection</w:t>
+              <w:t>Phân tích yêu cầu, thiết kế chi tiết và lập kế hoạch Sprint 2</w:t>
             </w:r>
           </w:p>
         </w:tc>
@@ -2573,7 +2573,7 @@
                 <w:sz w:val="18"/>
                 <w:szCs w:val="18"/>
               </w:rPr>
-              <w:t>US-05</w:t>
+              <w:t>Tất cả US</w:t>
             </w:r>
           </w:p>
         </w:tc>
@@ -2666,7 +2666,7 @@
                 <w:sz w:val="18"/>
                 <w:szCs w:val="18"/>
               </w:rPr>
-              <w:t>14/09/2026</w:t>
+              <w:t>17/09/2026</w:t>
             </w:r>
           </w:p>
         </w:tc>
@@ -2696,7 +2696,7 @@
                 <w:sz w:val="18"/>
                 <w:szCs w:val="18"/>
               </w:rPr>
-              <w:t>GitHub Actions, Docker</w:t>
+              <w:t>Product Backlog, ERD, case study</w:t>
             </w:r>
           </w:p>
         </w:tc>
@@ -2735,7 +2735,7 @@
                 <w:sz w:val="18"/>
                 <w:szCs w:val="18"/>
               </w:rPr>
-              <w:t>T2</w:t>
+              <w:t>T1</w:t>
             </w:r>
           </w:p>
         </w:tc>
@@ -2765,7 +2765,7 @@
                 <w:sz w:val="18"/>
                 <w:szCs w:val="18"/>
               </w:rPr>
-              <w:t>Hiện thực API đăng nhập, sinh cặp token, đếm số lần sai trên Redis</w:t>
+              <w:t>Viết workflow CI: lint, chạy test, build Docker image, bật branch protection</w:t>
             </w:r>
           </w:p>
         </w:tc>
@@ -2796,7 +2796,7 @@
                 <w:sz w:val="18"/>
                 <w:szCs w:val="18"/>
               </w:rPr>
-              <w:t>US-06</w:t>
+              <w:t>US-05</w:t>
             </w:r>
           </w:p>
         </w:tc>
@@ -2827,7 +2827,7 @@
                 <w:sz w:val="18"/>
                 <w:szCs w:val="18"/>
               </w:rPr>
-              <w:t>T1</w:t>
+              <w:t>PT</w:t>
             </w:r>
           </w:p>
         </w:tc>
@@ -2889,7 +2889,7 @@
                 <w:sz w:val="18"/>
                 <w:szCs w:val="18"/>
               </w:rPr>
-              <w:t>15/09/2026</w:t>
+              <w:t>18/09/2026</w:t>
             </w:r>
           </w:p>
         </w:tc>
@@ -2919,7 +2919,7 @@
                 <w:sz w:val="18"/>
                 <w:szCs w:val="18"/>
               </w:rPr>
-              <w:t>jsonwebtoken, bcrypt, ioredis</w:t>
+              <w:t>GitHub Actions, Docker</w:t>
             </w:r>
           </w:p>
         </w:tc>
@@ -2958,7 +2958,7 @@
                 <w:sz w:val="18"/>
                 <w:szCs w:val="18"/>
               </w:rPr>
-              <w:t>T3</w:t>
+              <w:t>T2</w:t>
             </w:r>
           </w:p>
         </w:tc>
@@ -2988,7 +2988,7 @@
                 <w:sz w:val="18"/>
                 <w:szCs w:val="18"/>
               </w:rPr>
-              <w:t>Hiện thực API đăng ký, trạng thái PENDING cho tài khoản doanh nghiệp, gửi email xác nhận</w:t>
+              <w:t>Hiện thực API đăng nhập, sinh cặp token, đếm số lần sai trên Redis</w:t>
             </w:r>
           </w:p>
         </w:tc>
@@ -3019,7 +3019,7 @@
                 <w:sz w:val="18"/>
                 <w:szCs w:val="18"/>
               </w:rPr>
-              <w:t>US-07</w:t>
+              <w:t>US-06</w:t>
             </w:r>
           </w:p>
         </w:tc>
@@ -3050,7 +3050,7 @@
                 <w:sz w:val="18"/>
                 <w:szCs w:val="18"/>
               </w:rPr>
-              <w:t>T2</w:t>
+              <w:t>T1</w:t>
             </w:r>
           </w:p>
         </w:tc>
@@ -3112,7 +3112,7 @@
                 <w:sz w:val="18"/>
                 <w:szCs w:val="18"/>
               </w:rPr>
-              <w:t>17/09/2026</w:t>
+              <w:t>21/09/2026</w:t>
             </w:r>
           </w:p>
         </w:tc>
@@ -3142,7 +3142,7 @@
                 <w:sz w:val="18"/>
                 <w:szCs w:val="18"/>
               </w:rPr>
-              <w:t>Mongoose, bcrypt, nodemailer</w:t>
+              <w:t>jsonwebtoken, bcrypt, ioredis</w:t>
             </w:r>
           </w:p>
         </w:tc>
@@ -3181,7 +3181,7 @@
                 <w:sz w:val="18"/>
                 <w:szCs w:val="18"/>
               </w:rPr>
-              <w:t>T4</w:t>
+              <w:t>T3</w:t>
             </w:r>
           </w:p>
         </w:tc>
@@ -3211,7 +3211,7 @@
                 <w:sz w:val="18"/>
                 <w:szCs w:val="18"/>
               </w:rPr>
-              <w:t>Hiện thực đăng xuất, blacklist Refresh Token với TTL bằng hạn còn lại</w:t>
+              <w:t>Hiện thực API đăng ký, trạng thái PENDING cho tài khoản doanh nghiệp, gửi email xác nhận</w:t>
             </w:r>
           </w:p>
         </w:tc>
@@ -3242,7 +3242,7 @@
                 <w:sz w:val="18"/>
                 <w:szCs w:val="18"/>
               </w:rPr>
-              <w:t>US-08</w:t>
+              <w:t>US-07</w:t>
             </w:r>
           </w:p>
         </w:tc>
@@ -3335,7 +3335,7 @@
                 <w:sz w:val="18"/>
                 <w:szCs w:val="18"/>
               </w:rPr>
-              <w:t>18/09/2026</w:t>
+              <w:t>22/09/2026</w:t>
             </w:r>
           </w:p>
         </w:tc>
@@ -3365,7 +3365,7 @@
                 <w:sz w:val="18"/>
                 <w:szCs w:val="18"/>
               </w:rPr>
-              <w:t>ioredis</w:t>
+              <w:t>Mongoose, bcrypt, nodemailer</w:t>
             </w:r>
           </w:p>
         </w:tc>
@@ -3404,7 +3404,7 @@
                 <w:sz w:val="18"/>
                 <w:szCs w:val="18"/>
               </w:rPr>
-              <w:t>T5</w:t>
+              <w:t>T4</w:t>
             </w:r>
           </w:p>
         </w:tc>
@@ -3434,7 +3434,7 @@
                 <w:sz w:val="18"/>
                 <w:szCs w:val="18"/>
               </w:rPr>
-              <w:t>Lập ma trận 5 vai trò, cây kế thừa quyền và middleware kiểm tra</w:t>
+              <w:t>Hiện thực đăng xuất, blacklist Refresh Token với TTL bằng hạn còn lại</w:t>
             </w:r>
           </w:p>
         </w:tc>
@@ -3465,7 +3465,7 @@
                 <w:sz w:val="18"/>
                 <w:szCs w:val="18"/>
               </w:rPr>
-              <w:t>US-09</w:t>
+              <w:t>US-08</w:t>
             </w:r>
           </w:p>
         </w:tc>
@@ -3496,7 +3496,7 @@
                 <w:sz w:val="18"/>
                 <w:szCs w:val="18"/>
               </w:rPr>
-              <w:t>T2</w:t>
+              <w:t>T3</w:t>
             </w:r>
           </w:p>
         </w:tc>
@@ -3558,7 +3558,7 @@
                 <w:sz w:val="18"/>
                 <w:szCs w:val="18"/>
               </w:rPr>
-              <w:t>22/09/2026</w:t>
+              <w:t>23/09/2026</w:t>
             </w:r>
           </w:p>
         </w:tc>
@@ -3588,7 +3588,7 @@
                 <w:sz w:val="18"/>
                 <w:szCs w:val="18"/>
               </w:rPr>
-              <w:t>Express middleware, ioredis cache</w:t>
+              <w:t>ioredis</w:t>
             </w:r>
           </w:p>
         </w:tc>
@@ -3627,7 +3627,7 @@
                 <w:sz w:val="18"/>
                 <w:szCs w:val="18"/>
               </w:rPr>
-              <w:t>T6</w:t>
+              <w:t>T5</w:t>
             </w:r>
           </w:p>
         </w:tc>
@@ -3657,7 +3657,7 @@
                 <w:sz w:val="18"/>
                 <w:szCs w:val="18"/>
               </w:rPr>
-              <w:t>CRUD tài khoản người dùng, đổi vai trò, khóa và mở tài khoản</w:t>
+              <w:t>Lập ma trận 5 vai trò, cây kế thừa quyền và middleware kiểm tra</w:t>
             </w:r>
           </w:p>
         </w:tc>
@@ -3688,7 +3688,7 @@
                 <w:sz w:val="18"/>
                 <w:szCs w:val="18"/>
               </w:rPr>
-              <w:t>US-10</w:t>
+              <w:t>US-09</w:t>
             </w:r>
           </w:p>
         </w:tc>
@@ -3719,7 +3719,7 @@
                 <w:sz w:val="18"/>
                 <w:szCs w:val="18"/>
               </w:rPr>
-              <w:t>T5</w:t>
+              <w:t>T4</w:t>
             </w:r>
           </w:p>
         </w:tc>
@@ -3781,7 +3781,7 @@
                 <w:sz w:val="18"/>
                 <w:szCs w:val="18"/>
               </w:rPr>
-              <w:t>23/09/2026</w:t>
+              <w:t>24/09/2026</w:t>
             </w:r>
           </w:p>
         </w:tc>
@@ -3811,7 +3811,7 @@
                 <w:sz w:val="18"/>
                 <w:szCs w:val="18"/>
               </w:rPr>
-              <w:t>Mongoose, React Native (Expo) — App Nhân viên</w:t>
+              <w:t>Express middleware, ioredis cache</w:t>
             </w:r>
           </w:p>
         </w:tc>
@@ -3850,7 +3850,7 @@
                 <w:sz w:val="18"/>
                 <w:szCs w:val="18"/>
               </w:rPr>
-              <w:t>T7</w:t>
+              <w:t>T6</w:t>
             </w:r>
           </w:p>
         </w:tc>
@@ -3880,7 +3880,7 @@
                 <w:sz w:val="18"/>
                 <w:szCs w:val="18"/>
               </w:rPr>
-              <w:t>CRUD tuyến và khu vực, chặn một quận hoặc huyện thuộc hai tuyến</w:t>
+              <w:t>CRUD tài khoản người dùng, đổi vai trò, khóa và mở tài khoản</w:t>
             </w:r>
           </w:p>
         </w:tc>
@@ -3911,7 +3911,7 @@
                 <w:sz w:val="18"/>
                 <w:szCs w:val="18"/>
               </w:rPr>
-              <w:t>US-11</w:t>
+              <w:t>US-10</w:t>
             </w:r>
           </w:p>
         </w:tc>
@@ -4004,7 +4004,7 @@
                 <w:sz w:val="18"/>
                 <w:szCs w:val="18"/>
               </w:rPr>
-              <w:t>24/09/2026</w:t>
+              <w:t>25/09/2026</w:t>
             </w:r>
           </w:p>
         </w:tc>
@@ -4073,7 +4073,7 @@
                 <w:sz w:val="18"/>
                 <w:szCs w:val="18"/>
               </w:rPr>
-              <w:t>T8</w:t>
+              <w:t>T7</w:t>
             </w:r>
           </w:p>
         </w:tc>
@@ -4103,7 +4103,7 @@
                 <w:sz w:val="18"/>
                 <w:szCs w:val="18"/>
               </w:rPr>
-              <w:t>CRUD loại dịch vụ vận chuyển: gửi thường và gửi nhanh</w:t>
+              <w:t>CRUD tuyến và khu vực, chặn một quận hoặc huyện thuộc hai tuyến</w:t>
             </w:r>
           </w:p>
         </w:tc>
@@ -4134,7 +4134,7 @@
                 <w:sz w:val="18"/>
                 <w:szCs w:val="18"/>
               </w:rPr>
-              <w:t>US-12</w:t>
+              <w:t>US-11</w:t>
             </w:r>
           </w:p>
         </w:tc>
@@ -4165,7 +4165,7 @@
                 <w:sz w:val="18"/>
                 <w:szCs w:val="18"/>
               </w:rPr>
-              <w:t>T7</w:t>
+              <w:t>T6</w:t>
             </w:r>
           </w:p>
         </w:tc>
@@ -4227,7 +4227,7 @@
                 <w:sz w:val="18"/>
                 <w:szCs w:val="18"/>
               </w:rPr>
-              <w:t>25/09/2026</w:t>
+              <w:t>29/09/2026</w:t>
             </w:r>
           </w:p>
         </w:tc>
@@ -4296,7 +4296,7 @@
                 <w:sz w:val="18"/>
                 <w:szCs w:val="18"/>
               </w:rPr>
-              <w:t>T9</w:t>
+              <w:t>T8</w:t>
             </w:r>
           </w:p>
         </w:tc>
@@ -4326,7 +4326,7 @@
                 <w:sz w:val="18"/>
                 <w:szCs w:val="18"/>
               </w:rPr>
-              <w:t>Thiết kế bậc khối lượng, CRUD bảng giá 4 vùng, chức năng thử tính phí — chưa làm, chuyển Sprint 3</w:t>
+              <w:t>CRUD loại dịch vụ vận chuyển: gửi thường và gửi nhanh</w:t>
             </w:r>
           </w:p>
         </w:tc>
@@ -4357,7 +4357,7 @@
                 <w:sz w:val="18"/>
                 <w:szCs w:val="18"/>
               </w:rPr>
-              <w:t>US-13</w:t>
+              <w:t>US-12</w:t>
             </w:r>
           </w:p>
         </w:tc>
@@ -4388,7 +4388,7 @@
                 <w:sz w:val="18"/>
                 <w:szCs w:val="18"/>
               </w:rPr>
-              <w:t>T8</w:t>
+              <w:t>T7</w:t>
             </w:r>
           </w:p>
         </w:tc>
@@ -4450,7 +4450,7 @@
                 <w:sz w:val="18"/>
                 <w:szCs w:val="18"/>
               </w:rPr>
-              <w:t>25/09/2026</w:t>
+              <w:t>29/09/2026</w:t>
             </w:r>
           </w:p>
         </w:tc>
@@ -4480,7 +4480,7 @@
                 <w:sz w:val="18"/>
                 <w:szCs w:val="18"/>
               </w:rPr>
-              <w:t>Mongoose, React</w:t>
+              <w:t>Mongoose, React Native (Expo) — App Nhân viên</w:t>
             </w:r>
           </w:p>
         </w:tc>
@@ -4519,7 +4519,7 @@
                 <w:sz w:val="18"/>
                 <w:szCs w:val="18"/>
               </w:rPr>
-              <w:t>T10</w:t>
+              <w:t>T9</w:t>
             </w:r>
           </w:p>
         </w:tc>
@@ -4549,6 +4549,229 @@
                 <w:sz w:val="18"/>
                 <w:szCs w:val="18"/>
               </w:rPr>
+              <w:t>Bậc khối lượng, CRUD bảng giá 4 vùng và màn hình lưới bậc (phép tính phí đầy đủ thuộc US-16, US-17)</w:t>
+            </w:r>
+          </w:p>
+        </w:tc>
+        <w:tc>
+          <w:tcPr>
+            <w:tcW w:w="1380" w:type="dxa"/>
+            <w:tcBorders>
+              <w:top w:val="single" w:sz="4" w:space="0" w:color="808080"/>
+              <w:left w:val="single" w:sz="4" w:space="0" w:color="808080"/>
+              <w:bottom w:val="single" w:sz="4" w:space="0" w:color="808080"/>
+              <w:right w:val="single" w:sz="4" w:space="0" w:color="808080"/>
+            </w:tcBorders>
+            <w:tcMar>
+              <w:top w:w="60" w:type="dxa"/>
+              <w:left w:w="100" w:type="dxa"/>
+              <w:bottom w:w="60" w:type="dxa"/>
+              <w:right w:w="100" w:type="dxa"/>
+            </w:tcMar>
+            <w:vAlign w:val="center"/>
+          </w:tcPr>
+          <w:p>
+            <w:pPr>
+              <w:spacing w:after="60"/>
+              <w:jc w:val="center"/>
+            </w:pPr>
+            <w:r>
+              <w:rPr>
+                <w:sz w:val="18"/>
+                <w:szCs w:val="18"/>
+              </w:rPr>
+              <w:t>US-13</w:t>
+            </w:r>
+          </w:p>
+        </w:tc>
+        <w:tc>
+          <w:tcPr>
+            <w:tcW w:w="1530" w:type="dxa"/>
+            <w:tcBorders>
+              <w:top w:val="single" w:sz="4" w:space="0" w:color="808080"/>
+              <w:left w:val="single" w:sz="4" w:space="0" w:color="808080"/>
+              <w:bottom w:val="single" w:sz="4" w:space="0" w:color="808080"/>
+              <w:right w:val="single" w:sz="4" w:space="0" w:color="808080"/>
+            </w:tcBorders>
+            <w:tcMar>
+              <w:top w:w="60" w:type="dxa"/>
+              <w:left w:w="100" w:type="dxa"/>
+              <w:bottom w:w="60" w:type="dxa"/>
+              <w:right w:w="100" w:type="dxa"/>
+            </w:tcMar>
+            <w:vAlign w:val="center"/>
+          </w:tcPr>
+          <w:p>
+            <w:pPr>
+              <w:spacing w:after="60"/>
+              <w:jc w:val="center"/>
+            </w:pPr>
+            <w:r>
+              <w:rPr>
+                <w:sz w:val="18"/>
+                <w:szCs w:val="18"/>
+              </w:rPr>
+              <w:t>T8</w:t>
+            </w:r>
+          </w:p>
+        </w:tc>
+        <w:tc>
+          <w:tcPr>
+            <w:tcW w:w="1380" w:type="dxa"/>
+            <w:tcBorders>
+              <w:top w:val="single" w:sz="4" w:space="0" w:color="808080"/>
+              <w:left w:val="single" w:sz="4" w:space="0" w:color="808080"/>
+              <w:bottom w:val="single" w:sz="4" w:space="0" w:color="808080"/>
+              <w:right w:val="single" w:sz="4" w:space="0" w:color="808080"/>
+            </w:tcBorders>
+            <w:tcMar>
+              <w:top w:w="60" w:type="dxa"/>
+              <w:left w:w="100" w:type="dxa"/>
+              <w:bottom w:w="60" w:type="dxa"/>
+              <w:right w:w="100" w:type="dxa"/>
+            </w:tcMar>
+            <w:vAlign w:val="center"/>
+          </w:tcPr>
+          <w:p>
+            <w:pPr>
+              <w:spacing w:after="60"/>
+              <w:jc w:val="center"/>
+            </w:pPr>
+            <w:r>
+              <w:rPr>
+                <w:sz w:val="18"/>
+                <w:szCs w:val="18"/>
+              </w:rPr>
+              <w:t>DEV 1</w:t>
+            </w:r>
+          </w:p>
+        </w:tc>
+        <w:tc>
+          <w:tcPr>
+            <w:tcW w:w="1690" w:type="dxa"/>
+            <w:tcBorders>
+              <w:top w:val="single" w:sz="4" w:space="0" w:color="808080"/>
+              <w:left w:val="single" w:sz="4" w:space="0" w:color="808080"/>
+              <w:bottom w:val="single" w:sz="4" w:space="0" w:color="808080"/>
+              <w:right w:val="single" w:sz="4" w:space="0" w:color="808080"/>
+            </w:tcBorders>
+            <w:tcMar>
+              <w:top w:w="60" w:type="dxa"/>
+              <w:left w:w="100" w:type="dxa"/>
+              <w:bottom w:w="60" w:type="dxa"/>
+              <w:right w:w="100" w:type="dxa"/>
+            </w:tcMar>
+            <w:vAlign w:val="center"/>
+          </w:tcPr>
+          <w:p>
+            <w:pPr>
+              <w:spacing w:after="60"/>
+              <w:jc w:val="center"/>
+            </w:pPr>
+            <w:r>
+              <w:rPr>
+                <w:sz w:val="18"/>
+                <w:szCs w:val="18"/>
+              </w:rPr>
+              <w:t>02/10/2026</w:t>
+            </w:r>
+          </w:p>
+        </w:tc>
+        <w:tc>
+          <w:tcPr>
+            <w:tcW w:w="3670" w:type="dxa"/>
+            <w:tcBorders>
+              <w:top w:val="single" w:sz="4" w:space="0" w:color="808080"/>
+              <w:left w:val="single" w:sz="4" w:space="0" w:color="808080"/>
+              <w:bottom w:val="single" w:sz="4" w:space="0" w:color="808080"/>
+              <w:right w:val="single" w:sz="4" w:space="0" w:color="808080"/>
+            </w:tcBorders>
+            <w:tcMar>
+              <w:top w:w="60" w:type="dxa"/>
+              <w:left w:w="100" w:type="dxa"/>
+              <w:bottom w:w="60" w:type="dxa"/>
+              <w:right w:w="100" w:type="dxa"/>
+            </w:tcMar>
+            <w:vAlign w:val="center"/>
+          </w:tcPr>
+          <w:p>
+            <w:pPr>
+              <w:spacing w:after="60"/>
+            </w:pPr>
+            <w:r>
+              <w:rPr>
+                <w:sz w:val="18"/>
+                <w:szCs w:val="18"/>
+              </w:rPr>
+              <w:t>Mongoose, React Native (Expo) — App Nhân viên, node:test</w:t>
+            </w:r>
+          </w:p>
+        </w:tc>
+      </w:tr>
+      <w:tr>
+        <w:tblPrEx>
+          <w:tblCellMar>
+            <w:top w:w="0" w:type="dxa"/>
+            <w:bottom w:w="0" w:type="dxa"/>
+          </w:tblCellMar>
+        </w:tblPrEx>
+        <w:tc>
+          <w:tcPr>
+            <w:tcW w:w="950" w:type="dxa"/>
+            <w:tcBorders>
+              <w:top w:val="single" w:sz="4" w:space="0" w:color="808080"/>
+              <w:left w:val="single" w:sz="4" w:space="0" w:color="808080"/>
+              <w:bottom w:val="single" w:sz="4" w:space="0" w:color="808080"/>
+              <w:right w:val="single" w:sz="4" w:space="0" w:color="808080"/>
+            </w:tcBorders>
+            <w:tcMar>
+              <w:top w:w="60" w:type="dxa"/>
+              <w:left w:w="100" w:type="dxa"/>
+              <w:bottom w:w="60" w:type="dxa"/>
+              <w:right w:w="100" w:type="dxa"/>
+            </w:tcMar>
+            <w:vAlign w:val="center"/>
+          </w:tcPr>
+          <w:p>
+            <w:pPr>
+              <w:spacing w:after="60"/>
+              <w:jc w:val="center"/>
+            </w:pPr>
+            <w:r>
+              <w:rPr>
+                <w:sz w:val="18"/>
+                <w:szCs w:val="18"/>
+              </w:rPr>
+              <w:t>KT</w:t>
+            </w:r>
+          </w:p>
+        </w:tc>
+        <w:tc>
+          <w:tcPr>
+            <w:tcW w:w="4200" w:type="dxa"/>
+            <w:tcBorders>
+              <w:top w:val="single" w:sz="4" w:space="0" w:color="808080"/>
+              <w:left w:val="single" w:sz="4" w:space="0" w:color="808080"/>
+              <w:bottom w:val="single" w:sz="4" w:space="0" w:color="808080"/>
+              <w:right w:val="single" w:sz="4" w:space="0" w:color="808080"/>
+            </w:tcBorders>
+            <w:tcMar>
+              <w:top w:w="60" w:type="dxa"/>
+              <w:left w:w="100" w:type="dxa"/>
+              <w:bottom w:w="60" w:type="dxa"/>
+              <w:right w:w="100" w:type="dxa"/>
+            </w:tcMar>
+            <w:vAlign w:val="center"/>
+          </w:tcPr>
+          <w:p>
+            <w:pPr>
+              <w:spacing w:after="60"/>
+            </w:pPr>
+            <w:r>
+              <w:rPr>
+                <w:sz w:val="18"/>
+                <w:szCs w:val="18"/>
+              </w:rPr>
               <w:t>Viết Test Case, kiểm thử tích hợp toàn Sprint và đẩy lên GitHub (nhánh sprint-2)</w:t>
             </w:r>
           </w:p>
@@ -4611,7 +4834,7 @@
                 <w:sz w:val="18"/>
                 <w:szCs w:val="18"/>
               </w:rPr>
-              <w:t>T3, T4, T6, T8</w:t>
+              <w:t>T9</w:t>
             </w:r>
           </w:p>
         </w:tc>
@@ -4673,7 +4896,7 @@
                 <w:sz w:val="18"/>
                 <w:szCs w:val="18"/>
               </w:rPr>
-              <w:t>25/09/2026</w:t>
+              <w:t>05/10/2026</w:t>
             </w:r>
           </w:p>
         </w:tc>
@@ -4704,6 +4927,229 @@
                 <w:szCs w:val="18"/>
               </w:rPr>
               <w:t>node:test, Supertest, Playwright, Maestro (máy ảo Android)</w:t>
+            </w:r>
+          </w:p>
+        </w:tc>
+      </w:tr>
+      <w:tr>
+        <w:tblPrEx>
+          <w:tblCellMar>
+            <w:top w:w="0" w:type="dxa"/>
+            <w:bottom w:w="0" w:type="dxa"/>
+          </w:tblCellMar>
+        </w:tblPrEx>
+        <w:tc>
+          <w:tcPr>
+            <w:tcW w:w="950" w:type="dxa"/>
+            <w:tcBorders>
+              <w:top w:val="single" w:sz="4" w:space="0" w:color="808080"/>
+              <w:left w:val="single" w:sz="4" w:space="0" w:color="808080"/>
+              <w:bottom w:val="single" w:sz="4" w:space="0" w:color="808080"/>
+              <w:right w:val="single" w:sz="4" w:space="0" w:color="808080"/>
+            </w:tcBorders>
+            <w:tcMar>
+              <w:top w:w="60" w:type="dxa"/>
+              <w:left w:w="100" w:type="dxa"/>
+              <w:bottom w:w="60" w:type="dxa"/>
+              <w:right w:w="100" w:type="dxa"/>
+            </w:tcMar>
+            <w:vAlign w:val="center"/>
+          </w:tcPr>
+          <w:p>
+            <w:pPr>
+              <w:spacing w:after="60"/>
+              <w:jc w:val="center"/>
+            </w:pPr>
+            <w:r>
+              <w:rPr>
+                <w:sz w:val="18"/>
+                <w:szCs w:val="18"/>
+              </w:rPr>
+              <w:t>DP</w:t>
+            </w:r>
+          </w:p>
+        </w:tc>
+        <w:tc>
+          <w:tcPr>
+            <w:tcW w:w="4200" w:type="dxa"/>
+            <w:tcBorders>
+              <w:top w:val="single" w:sz="4" w:space="0" w:color="808080"/>
+              <w:left w:val="single" w:sz="4" w:space="0" w:color="808080"/>
+              <w:bottom w:val="single" w:sz="4" w:space="0" w:color="808080"/>
+              <w:right w:val="single" w:sz="4" w:space="0" w:color="808080"/>
+            </w:tcBorders>
+            <w:tcMar>
+              <w:top w:w="60" w:type="dxa"/>
+              <w:left w:w="100" w:type="dxa"/>
+              <w:bottom w:w="60" w:type="dxa"/>
+              <w:right w:w="100" w:type="dxa"/>
+            </w:tcMar>
+            <w:vAlign w:val="center"/>
+          </w:tcPr>
+          <w:p>
+            <w:pPr>
+              <w:spacing w:after="60"/>
+            </w:pPr>
+            <w:r>
+              <w:rPr>
+                <w:sz w:val="18"/>
+                <w:szCs w:val="18"/>
+              </w:rPr>
+              <w:t>Dự phòng (1,75 ngày, chỉ dùng khi task trễ)</w:t>
+            </w:r>
+          </w:p>
+        </w:tc>
+        <w:tc>
+          <w:tcPr>
+            <w:tcW w:w="1380" w:type="dxa"/>
+            <w:tcBorders>
+              <w:top w:val="single" w:sz="4" w:space="0" w:color="808080"/>
+              <w:left w:val="single" w:sz="4" w:space="0" w:color="808080"/>
+              <w:bottom w:val="single" w:sz="4" w:space="0" w:color="808080"/>
+              <w:right w:val="single" w:sz="4" w:space="0" w:color="808080"/>
+            </w:tcBorders>
+            <w:tcMar>
+              <w:top w:w="60" w:type="dxa"/>
+              <w:left w:w="100" w:type="dxa"/>
+              <w:bottom w:w="60" w:type="dxa"/>
+              <w:right w:w="100" w:type="dxa"/>
+            </w:tcMar>
+            <w:vAlign w:val="center"/>
+          </w:tcPr>
+          <w:p>
+            <w:pPr>
+              <w:spacing w:after="60"/>
+              <w:jc w:val="center"/>
+            </w:pPr>
+            <w:r>
+              <w:rPr>
+                <w:sz w:val="18"/>
+                <w:szCs w:val="18"/>
+              </w:rPr>
+              <w:t>—</w:t>
+            </w:r>
+          </w:p>
+        </w:tc>
+        <w:tc>
+          <w:tcPr>
+            <w:tcW w:w="1530" w:type="dxa"/>
+            <w:tcBorders>
+              <w:top w:val="single" w:sz="4" w:space="0" w:color="808080"/>
+              <w:left w:val="single" w:sz="4" w:space="0" w:color="808080"/>
+              <w:bottom w:val="single" w:sz="4" w:space="0" w:color="808080"/>
+              <w:right w:val="single" w:sz="4" w:space="0" w:color="808080"/>
+            </w:tcBorders>
+            <w:tcMar>
+              <w:top w:w="60" w:type="dxa"/>
+              <w:left w:w="100" w:type="dxa"/>
+              <w:bottom w:w="60" w:type="dxa"/>
+              <w:right w:w="100" w:type="dxa"/>
+            </w:tcMar>
+            <w:vAlign w:val="center"/>
+          </w:tcPr>
+          <w:p>
+            <w:pPr>
+              <w:spacing w:after="60"/>
+              <w:jc w:val="center"/>
+            </w:pPr>
+            <w:r>
+              <w:rPr>
+                <w:sz w:val="18"/>
+                <w:szCs w:val="18"/>
+              </w:rPr>
+              <w:t>KT</w:t>
+            </w:r>
+          </w:p>
+        </w:tc>
+        <w:tc>
+          <w:tcPr>
+            <w:tcW w:w="1380" w:type="dxa"/>
+            <w:tcBorders>
+              <w:top w:val="single" w:sz="4" w:space="0" w:color="808080"/>
+              <w:left w:val="single" w:sz="4" w:space="0" w:color="808080"/>
+              <w:bottom w:val="single" w:sz="4" w:space="0" w:color="808080"/>
+              <w:right w:val="single" w:sz="4" w:space="0" w:color="808080"/>
+            </w:tcBorders>
+            <w:tcMar>
+              <w:top w:w="60" w:type="dxa"/>
+              <w:left w:w="100" w:type="dxa"/>
+              <w:bottom w:w="60" w:type="dxa"/>
+              <w:right w:w="100" w:type="dxa"/>
+            </w:tcMar>
+            <w:vAlign w:val="center"/>
+          </w:tcPr>
+          <w:p>
+            <w:pPr>
+              <w:spacing w:after="60"/>
+              <w:jc w:val="center"/>
+            </w:pPr>
+            <w:r>
+              <w:rPr>
+                <w:sz w:val="18"/>
+                <w:szCs w:val="18"/>
+              </w:rPr>
+              <w:t>DEV 1</w:t>
+            </w:r>
+          </w:p>
+        </w:tc>
+        <w:tc>
+          <w:tcPr>
+            <w:tcW w:w="1690" w:type="dxa"/>
+            <w:tcBorders>
+              <w:top w:val="single" w:sz="4" w:space="0" w:color="808080"/>
+              <w:left w:val="single" w:sz="4" w:space="0" w:color="808080"/>
+              <w:bottom w:val="single" w:sz="4" w:space="0" w:color="808080"/>
+              <w:right w:val="single" w:sz="4" w:space="0" w:color="808080"/>
+            </w:tcBorders>
+            <w:tcMar>
+              <w:top w:w="60" w:type="dxa"/>
+              <w:left w:w="100" w:type="dxa"/>
+              <w:bottom w:w="60" w:type="dxa"/>
+              <w:right w:w="100" w:type="dxa"/>
+            </w:tcMar>
+            <w:vAlign w:val="center"/>
+          </w:tcPr>
+          <w:p>
+            <w:pPr>
+              <w:spacing w:after="60"/>
+              <w:jc w:val="center"/>
+            </w:pPr>
+            <w:r>
+              <w:rPr>
+                <w:sz w:val="18"/>
+                <w:szCs w:val="18"/>
+              </w:rPr>
+              <w:t>06/10/2026</w:t>
+            </w:r>
+          </w:p>
+        </w:tc>
+        <w:tc>
+          <w:tcPr>
+            <w:tcW w:w="3670" w:type="dxa"/>
+            <w:tcBorders>
+              <w:top w:val="single" w:sz="4" w:space="0" w:color="808080"/>
+              <w:left w:val="single" w:sz="4" w:space="0" w:color="808080"/>
+              <w:bottom w:val="single" w:sz="4" w:space="0" w:color="808080"/>
+              <w:right w:val="single" w:sz="4" w:space="0" w:color="808080"/>
+            </w:tcBorders>
+            <w:tcMar>
+              <w:top w:w="60" w:type="dxa"/>
+              <w:left w:w="100" w:type="dxa"/>
+              <w:bottom w:w="60" w:type="dxa"/>
+              <w:right w:w="100" w:type="dxa"/>
+            </w:tcMar>
+            <w:vAlign w:val="center"/>
+          </w:tcPr>
+          <w:p>
+            <w:pPr>
+              <w:spacing w:after="60"/>
+            </w:pPr>
+            <w:r>
+              <w:rPr>
+                <w:sz w:val="18"/>
+                <w:szCs w:val="18"/>
+              </w:rPr>
+              <w:t>—</w:t>
             </w:r>
           </w:p>
         </w:tc>
@@ -4720,7 +5166,7 @@
           <w:sz w:val="18"/>
           <w:szCs w:val="18"/>
         </w:rPr>
-        <w:t>Chuỗi phụ thuộc: T1 → T2 → T3, T4, T5 → T6, T7 → T8 → T9 → T10. Toàn bộ nhóm danh mục phụ thuộc T5 vì mọi endpoint quản trị đều phải qua middleware phân quyền. T5 trễ là cả chuỗi phía sau trễ theo. T10 kiểm thử tất cả US nên chờ mọi nhánh chức năng (T3, T4, T6 và nhánh T7 → T8 → T9); sơ đồ PERT kế hoạch và thực tế ở PERT_Sprint1_Sprint2.docx.</w:t>
+        <w:t>Một người thực hiện: PT → T1 → T2 → … → T9 → KT → DP. Thứ tự thỏa phụ thuộc kỹ thuật (T3, T4, T5 sau T2; T6, T7 sau T5 vì endpoint quản trị phải qua phân quyền; T8 sau T7; T9 sau T7, T8). Sprint dài 14 ngày = 1 ngày phân tích + 11,25 ngày công việc + 1,75 ngày dự phòng (PERT_ToanDuAn.docx).</w:t>
       </w:r>
     </w:p>
     <w:p>
@@ -4755,7 +5201,7 @@
         <w:t xml:space="preserve">Rủi ro: </w:t>
       </w:r>
       <w:r>
-        <w:t>Cam kết 24 điểm vượt năng lực tham chiếu 23 điểm nên không còn thời gian dự phòng.</w:t>
+        <w:t>cam kết 24 điểm, lớn hơn mức 23 điểm mà một Sprint 10 ngày chứa được.</w:t>
       </w:r>
     </w:p>
     <w:p>
@@ -4775,7 +5221,7 @@
         <w:t xml:space="preserve">Biện pháp: </w:t>
       </w:r>
       <w:r>
-        <w:t>US-13 nằm cuối chuỗi và được xác định trước là ứng viên lùi sang Sprint 3 nếu tiến độ không đạt.</w:t>
+        <w:t>kéo dài Sprint lên 14 ngày theo PERT (thêm 1 ngày phân tích và 1,75 ngày dự phòng) để chứa đủ 9 story; không lùi US-13 sang Sprint 3.</w:t>
       </w:r>
     </w:p>
     <w:p>
@@ -4866,7 +5312,7 @@
         <w:t xml:space="preserve">Biện pháp: </w:t>
       </w:r>
       <w:r>
-        <w:t>Đưa T5 lên tuần đầu, hoàn thành chậm nhất ngày 22/09 để tuần 2 không bị dồn.</w:t>
+        <w:t>Đưa T5 lên tuần đầu, hoàn thành chậm nhất ngày 24/09/2026; T5 có P = 3,25 ngày nên phần dự phòng cuối Sprint đủ chịu một ngày trễ.</w:t>
       </w:r>
     </w:p>
     <w:p>
@@ -5130,7 +5576,7 @@
               <w:spacing w:after="60"/>
             </w:pPr>
             <w:r>
-              <w:t>3 điểm, 18/09 – 21/09</w:t>
+              <w:t>3 điểm, TE 1,50 ngày, 23/09/2026 – 24/09/2026</w:t>
             </w:r>
           </w:p>
         </w:tc>
@@ -5156,7 +5602,7 @@
               <w:spacing w:after="60"/>
             </w:pPr>
             <w:r>
-              <w:t>5 điểm, 18/09 – 22/09</w:t>
+              <w:t>5 điểm (+1 ngày), 23/09/2026 – 25/09/2026</w:t>
             </w:r>
           </w:p>
         </w:tc>
@@ -5216,7 +5662,7 @@
               <w:spacing w:after="60"/>
             </w:pPr>
             <w:r>
-              <w:t>Bắt đầu 21/09</w:t>
+              <w:t>Bắt đầu 24/09/2026</w:t>
             </w:r>
           </w:p>
         </w:tc>
@@ -5242,7 +5688,7 @@
               <w:spacing w:after="60"/>
             </w:pPr>
             <w:r>
-              <w:t>Bắt đầu 22/09</w:t>
+              <w:t>Bắt đầu 25/09/2026; giao diện xong 22/10</w:t>
             </w:r>
           </w:p>
         </w:tc>
@@ -5302,7 +5748,7 @@
               <w:spacing w:after="60"/>
             </w:pPr>
             <w:r>
-              <w:t>Bắt đầu 22/09</w:t>
+              <w:t>Bắt đầu 28/09/2026</w:t>
             </w:r>
           </w:p>
         </w:tc>
@@ -5328,7 +5774,7 @@
               <w:spacing w:after="60"/>
             </w:pPr>
             <w:r>
-              <w:t>Bắt đầu 23/09</w:t>
+              <w:t>Bắt đầu 29/09/2026; giao diện xong 22/10</w:t>
             </w:r>
           </w:p>
         </w:tc>
@@ -5388,7 +5834,7 @@
               <w:spacing w:after="60"/>
             </w:pPr>
             <w:r>
-              <w:t>24/09</w:t>
+              <w:t>29/09/2026</w:t>
             </w:r>
           </w:p>
         </w:tc>
@@ -5414,7 +5860,7 @@
               <w:spacing w:after="60"/>
             </w:pPr>
             <w:r>
-              <w:t>24/09 – 25/09</w:t>
+              <w:t>30/09/2026; giao diện xong 22/10</w:t>
             </w:r>
           </w:p>
         </w:tc>
@@ -5448,7 +5894,7 @@
               <w:spacing w:after="60"/>
             </w:pPr>
             <w:r>
-              <w:t>US-13 — Quản lý bảng giá vận chuyển</w:t>
+              <w:t>US-13 — Quản lý bảng giá</w:t>
             </w:r>
           </w:p>
         </w:tc>
@@ -5474,7 +5920,7 @@
               <w:spacing w:after="60"/>
             </w:pPr>
             <w:r>
-              <w:t>25/09, 5 điểm</w:t>
+              <w:t>30/09/2026 – 02/10/2026, 5 điểm</w:t>
             </w:r>
           </w:p>
         </w:tc>
@@ -5500,7 +5946,7 @@
               <w:spacing w:after="60"/>
             </w:pPr>
             <w:r>
-              <w:t>Không thực hiện, chuyển Sprint 3</w:t>
+              <w:t>Hoàn thành 29/10/2026 trong thời gian kéo dài, không lùi</w:t>
             </w:r>
           </w:p>
         </w:tc>
@@ -5534,7 +5980,7 @@
               <w:spacing w:after="60"/>
             </w:pPr>
             <w:r>
-              <w:t>Giao diện quản trị (T6–T8)</w:t>
+              <w:t>Giao diện quản trị (T6–T9)</w:t>
             </w:r>
           </w:p>
         </w:tc>
@@ -5587,6 +6033,92 @@
             </w:pPr>
             <w:r>
               <w:t>App Nhân viên (Expo), 22/10/2026</w:t>
+            </w:r>
+          </w:p>
+        </w:tc>
+      </w:tr>
+      <w:tr>
+        <w:tblPrEx>
+          <w:tblCellMar>
+            <w:top w:w="0" w:type="dxa"/>
+            <w:bottom w:w="0" w:type="dxa"/>
+          </w:tblCellMar>
+        </w:tblPrEx>
+        <w:tc>
+          <w:tcPr>
+            <w:tcW w:w="5350" w:type="dxa"/>
+            <w:tcBorders>
+              <w:top w:val="single" w:sz="4" w:space="0" w:color="808080"/>
+              <w:left w:val="single" w:sz="4" w:space="0" w:color="808080"/>
+              <w:bottom w:val="single" w:sz="4" w:space="0" w:color="808080"/>
+              <w:right w:val="single" w:sz="4" w:space="0" w:color="808080"/>
+            </w:tcBorders>
+            <w:tcMar>
+              <w:top w:w="60" w:type="dxa"/>
+              <w:left w:w="100" w:type="dxa"/>
+              <w:bottom w:w="60" w:type="dxa"/>
+              <w:right w:w="100" w:type="dxa"/>
+            </w:tcMar>
+            <w:vAlign w:val="center"/>
+          </w:tcPr>
+          <w:p>
+            <w:pPr>
+              <w:spacing w:after="60"/>
+            </w:pPr>
+            <w:r>
+              <w:t>Kết thúc Sprint</w:t>
+            </w:r>
+          </w:p>
+        </w:tc>
+        <w:tc>
+          <w:tcPr>
+            <w:tcW w:w="4570" w:type="dxa"/>
+            <w:tcBorders>
+              <w:top w:val="single" w:sz="4" w:space="0" w:color="808080"/>
+              <w:left w:val="single" w:sz="4" w:space="0" w:color="808080"/>
+              <w:bottom w:val="single" w:sz="4" w:space="0" w:color="808080"/>
+              <w:right w:val="single" w:sz="4" w:space="0" w:color="808080"/>
+            </w:tcBorders>
+            <w:tcMar>
+              <w:top w:w="60" w:type="dxa"/>
+              <w:left w:w="100" w:type="dxa"/>
+              <w:bottom w:w="60" w:type="dxa"/>
+              <w:right w:w="100" w:type="dxa"/>
+            </w:tcMar>
+            <w:vAlign w:val="center"/>
+          </w:tcPr>
+          <w:p>
+            <w:pPr>
+              <w:spacing w:after="60"/>
+            </w:pPr>
+            <w:r>
+              <w:t>06/10/2026</w:t>
+            </w:r>
+          </w:p>
+        </w:tc>
+        <w:tc>
+          <w:tcPr>
+            <w:tcW w:w="4880" w:type="dxa"/>
+            <w:tcBorders>
+              <w:top w:val="single" w:sz="4" w:space="0" w:color="808080"/>
+              <w:left w:val="single" w:sz="4" w:space="0" w:color="808080"/>
+              <w:bottom w:val="single" w:sz="4" w:space="0" w:color="808080"/>
+              <w:right w:val="single" w:sz="4" w:space="0" w:color="808080"/>
+            </w:tcBorders>
+            <w:tcMar>
+              <w:top w:w="60" w:type="dxa"/>
+              <w:left w:w="100" w:type="dxa"/>
+              <w:bottom w:w="60" w:type="dxa"/>
+              <w:right w:w="100" w:type="dxa"/>
+            </w:tcMar>
+            <w:vAlign w:val="center"/>
+          </w:tcPr>
+          <w:p>
+            <w:pPr>
+              <w:spacing w:after="60"/>
+            </w:pPr>
+            <w:r>
+              <w:t>30/10/2026 (thêm 18 ngày làm việc)</w:t>
             </w:r>
           </w:p>
         </w:tc>
@@ -5604,7 +6136,7 @@
         <w:t xml:space="preserve">Lý do cập nhật: </w:t>
       </w:r>
       <w:r>
-        <w:t>US-09 vượt 2 điểm do phát sinh hai yêu cầu mà Sprint Planning chưa lường. Thứ nhất là cây kế thừa quyền — vai trò CUSTOMER phải kế thừa toàn bộ quyền của GUEST, nên middleware phải duyệt theo cây thay vì so khớp phẳng. Thứ hai là ràng buộc theo điểm phụ trách của vai trò HUB_STAFF. Phần vượt đẩy lùi toàn bộ chuỗi một ngày và US-13 mất sạch thời gian thực hiện.</w:t>
+        <w:t>US-09 vượt 2 điểm (thêm 1 ngày) do phát sinh cây kế thừa quyền CUSTOMER ← GUEST và giới hạn theo điểm phụ trách của HUB_STAFF; phần vượt dùng 1/1,75 ngày dự phòng. Sau đó phần giao diện và US-13 chưa xong khi hết dự phòng (06/10/2026). Theo quy tắc trễ hạn, Sprint 2 được kéo dài đến 30/10/2026 (thêm 18 ngày làm việc), không lùi US-13; Sprint 3–6 dời lịch tương ứng.</w:t>
       </w:r>
     </w:p>
     <w:p>
@@ -5624,7 +6156,7 @@
         <w:t xml:space="preserve">Bài học thứ nhất: </w:t>
       </w:r>
       <w:r>
-        <w:t>cam kết 24 điểm trong khi năng lực tham chiếu là 23 điểm là sai ngay từ Sprint Planning. Từ Sprint 4 trở đi giữ mức cam kết không vượt 23 điểm trừ khi có lý do rõ ràng.</w:t>
+        <w:t>kế hoạch phải đủ chỗ ngay từ đầu: Sprint dài bao nhiêu ngày thì tính đủ phân tích + công việc + dự phòng theo PERT, không để thiếu rồi phải cắt việc. Từ Sprint 3 áp dụng cho mọi Sprint.</w:t>
       </w:r>
     </w:p>
     <w:p>
@@ -5656,7 +6188,7 @@
           <w:b/>
           <w:bCs/>
         </w:rPr>
-        <w:t>Cập nhật ngày 29/10/2026 — đối chiếu với mã nguồn thực tế</w:t>
+        <w:t>Diễn biến thời gian kéo dài (17 → 30/10/2026)</w:t>
       </w:r>
     </w:p>
     <w:p>
@@ -5673,10 +6205,10 @@
           <w:b/>
           <w:bCs/>
         </w:rPr>
-        <w:t xml:space="preserve">US-13: </w:t>
+        <w:t xml:space="preserve">08/10: </w:t>
       </w:r>
       <w:r>
-        <w:t>không thực hiện trong Sprint 2 — trạng thái sửa từ “Done” thành “Chuyển Sprint 3” cho khớp Sprint Backlog. Sprint 2 hoàn thành 8/9 story, 19/24 điểm.</w:t>
+        <w:t>đưa mã nguồn Sprint 1–2 lên GitHub, CI chạy lint → test → build.</w:t>
       </w:r>
     </w:p>
     <w:p>
@@ -5693,10 +6225,10 @@
           <w:b/>
           <w:bCs/>
         </w:rPr>
-        <w:t xml:space="preserve">Giao diện quản trị: </w:t>
+        <w:t xml:space="preserve">15/10: </w:t>
       </w:r>
       <w:r>
-        <w:t>T6–T8 dự kiến làm web React + TailwindCSS; thực tế làm App Nhân viên bằng Expo, chạy trên điện thoại và trình duyệt (quyết định 22/10/2026). Nhờ vậy US-26 “Đăng nhập ứng dụng di động” (Sprint 4) xong sớm.</w:t>
+        <w:t>bổ sung sơ đồ ERD và bảng ràng buộc toàn vẹn.</w:t>
       </w:r>
     </w:p>
     <w:p>
@@ -5713,10 +6245,10 @@
           <w:b/>
           <w:bCs/>
         </w:rPr>
-        <w:t xml:space="preserve">Ngoài kế hoạch: </w:t>
+        <w:t xml:space="preserve">22/10: </w:t>
       </w:r>
       <w:r>
-        <w:t>Web Khách hàng và App Khách hàng mobile cùng thiết kế — khách vãng lai xem trang chủ, bảng giá, vùng phục vụ không cần đăng nhập, chỉ đăng nhập khi tạo đơn; dữ liệu tự làm mới và cache 30 giây; tìm kiếm không cần gõ dấu.</w:t>
+        <w:t>đối chiếu case study, tách 2 sản phẩm; giao diện quản trị làm bằng App Nhân viên (Expo) thay web React, Web Khách hàng xem công khai — US-26 của Sprint 4 xong sớm theo.</w:t>
       </w:r>
     </w:p>
     <w:p>
@@ -5733,10 +6265,30 @@
           <w:b/>
           <w:bCs/>
         </w:rPr>
-        <w:t xml:space="preserve">Kiểm thử (T10): </w:t>
+        <w:t xml:space="preserve">28/10: </w:t>
       </w:r>
       <w:r>
-        <w:t>node:test + Supertest cho API, Playwright cho trình duyệt, Maestro trên máy ảo Android, kịch bản liên thiết bị. Không có môi trường staging — mã nguồn đẩy lên GitHub nhánh sprint-2.</w:t>
+        <w:t>kiểm thử trên máy ảo Android (Maestro), cache và tự làm mới 30 giây, sẵn sàng MongoDB Atlas.</w:t>
+      </w:r>
+    </w:p>
+    <w:p>
+      <w:pPr>
+        <w:pStyle w:val="ListParagraph"/>
+        <w:numPr>
+          <w:ilvl w:val="0"/>
+          <w:numId w:val="1"/>
+        </w:numPr>
+        <w:spacing w:after="70"/>
+      </w:pPr>
+      <w:r>
+        <w:rPr>
+          <w:b/>
+          <w:bCs/>
+        </w:rPr>
+        <w:t xml:space="preserve">29/10: </w:t>
+      </w:r>
+      <w:r>
+        <w:t>hoàn thành US-13 (bảng giá: API, 12 test, màn hình quản trị) và App Khách hàng mobile; kiểm thử song song web + máy ảo; 30/10 Sprint Review và Retrospective.</w:t>
       </w:r>
     </w:p>
     <w:p>
